--- a/RMX_Report/LAB1_3_Magnetic_Sensor.docx
+++ b/RMX_Report/LAB1_3_Magnetic_Sensor.docx
@@ -260,7 +260,14 @@
           <w:b/>
           <w:bCs/>
         </w:rPr>
-        <w:t>.2</w:t>
+        <w:t>.</w:t>
+      </w:r>
+      <w:r>
+        <w:rPr>
+          <w:b/>
+          <w:bCs/>
+        </w:rPr>
+        <w:t>3</w:t>
       </w:r>
       <w:r>
         <w:rPr>
@@ -275,14 +282,7 @@
           <w:b/>
           <w:bCs/>
         </w:rPr>
-        <w:t xml:space="preserve">Incremental </w:t>
-      </w:r>
-      <w:r>
-        <w:rPr>
-          <w:b/>
-          <w:bCs/>
-        </w:rPr>
-        <w:t>Encoder</w:t>
+        <w:t>Magnetic Sensor</w:t>
       </w:r>
     </w:p>
     <w:p>
@@ -670,7 +670,7 @@
           <w:szCs w:val="36"/>
           <w:cs/>
         </w:rPr>
-        <w:t xml:space="preserve">1.2: </w:t>
+        <w:t>1.</w:t>
       </w:r>
       <w:r>
         <w:rPr>
@@ -679,7 +679,26 @@
           <w:sz w:val="36"/>
           <w:szCs w:val="36"/>
         </w:rPr>
-        <w:t>Incremental Encoder</w:t>
+        <w:t>3</w:t>
+      </w:r>
+      <w:r>
+        <w:rPr>
+          <w:b/>
+          <w:bCs/>
+          <w:sz w:val="36"/>
+          <w:szCs w:val="36"/>
+          <w:cs/>
+        </w:rPr>
+        <w:t xml:space="preserve">: </w:t>
+      </w:r>
+      <w:r>
+        <w:rPr>
+          <w:b/>
+          <w:bCs/>
+          <w:sz w:val="36"/>
+          <w:szCs w:val="36"/>
+        </w:rPr>
+        <w:t>Magnetic Sensor</w:t>
       </w:r>
     </w:p>
     <w:p>
@@ -738,27 +757,7 @@
           <w:sz w:val="36"/>
           <w:szCs w:val="36"/>
         </w:rPr>
-        <w:t xml:space="preserve">TH </w:t>
-      </w:r>
-      <w:proofErr w:type="spellStart"/>
-      <w:r>
-        <w:rPr>
-          <w:b/>
-          <w:bCs/>
-          <w:sz w:val="36"/>
-          <w:szCs w:val="36"/>
-        </w:rPr>
-        <w:t>Sarabun</w:t>
-      </w:r>
-      <w:proofErr w:type="spellEnd"/>
-      <w:r>
-        <w:rPr>
-          <w:b/>
-          <w:bCs/>
-          <w:sz w:val="36"/>
-          <w:szCs w:val="36"/>
-        </w:rPr>
-        <w:t xml:space="preserve"> New</w:t>
+        <w:t>TH Sarabun New</w:t>
       </w:r>
       <w:r>
         <w:rPr>
@@ -863,23 +862,7 @@
           <w:sz w:val="36"/>
           <w:szCs w:val="36"/>
         </w:rPr>
-        <w:t xml:space="preserve">(TH </w:t>
-      </w:r>
-      <w:proofErr w:type="spellStart"/>
-      <w:r>
-        <w:rPr>
-          <w:sz w:val="36"/>
-          <w:szCs w:val="36"/>
-        </w:rPr>
-        <w:t>Sarabun</w:t>
-      </w:r>
-      <w:proofErr w:type="spellEnd"/>
-      <w:r>
-        <w:rPr>
-          <w:sz w:val="36"/>
-          <w:szCs w:val="36"/>
-        </w:rPr>
-        <w:t xml:space="preserve"> New, 16)</w:t>
+        <w:t>(TH Sarabun New, 16)</w:t>
       </w:r>
     </w:p>
     <w:p>
@@ -9025,6 +9008,23 @@
 </file>
 
 <file path=customXml/item2.xml><?xml version="1.0" encoding="utf-8"?>
+<p:properties xmlns:p="http://schemas.microsoft.com/office/2006/metadata/properties" xmlns:xsi="http://www.w3.org/2001/XMLSchema-instance" xmlns:pc="http://schemas.microsoft.com/office/infopath/2007/PartnerControls">
+  <documentManagement>
+    <_activity xmlns="659e3b7d-26b7-4d13-811e-1b8fc95c3522" xsi:nil="true"/>
+  </documentManagement>
+</p:properties>
+</file>
+
+<file path=customXml/item3.xml><?xml version="1.0" encoding="utf-8"?>
+<?mso-contentType ?>
+<FormTemplates xmlns="http://schemas.microsoft.com/sharepoint/v3/contenttype/forms">
+  <Display>DocumentLibraryForm</Display>
+  <Edit>DocumentLibraryForm</Edit>
+  <New>DocumentLibraryForm</New>
+</FormTemplates>
+</file>
+
+<file path=customXml/item4.xml><?xml version="1.0" encoding="utf-8"?>
 <ct:contentTypeSchema xmlns:ct="http://schemas.microsoft.com/office/2006/metadata/contentType" xmlns:ma="http://schemas.microsoft.com/office/2006/metadata/properties/metaAttributes" ct:_="" ma:_="" ma:contentTypeName="เอกสาร" ma:contentTypeID="0x010100EC5770EA766D9B40988FA670E28603CF" ma:contentTypeVersion="6" ma:contentTypeDescription="สร้างเอกสารใหม่" ma:contentTypeScope="" ma:versionID="a2f7d1d28ad95e979bb7613b0a62b43d">
   <xsd:schema xmlns:xsd="http://www.w3.org/2001/XMLSchema" xmlns:xs="http://www.w3.org/2001/XMLSchema" xmlns:p="http://schemas.microsoft.com/office/2006/metadata/properties" xmlns:ns3="659e3b7d-26b7-4d13-811e-1b8fc95c3522" targetNamespace="http://schemas.microsoft.com/office/2006/metadata/properties" ma:root="true" ma:fieldsID="f5a1f06c3c85eab79d41b016a8c71d93" ns3:_="">
     <xsd:import namespace="659e3b7d-26b7-4d13-811e-1b8fc95c3522"/>
@@ -9180,23 +9180,6 @@
 </ct:contentTypeSchema>
 </file>
 
-<file path=customXml/item3.xml><?xml version="1.0" encoding="utf-8"?>
-<?mso-contentType ?>
-<FormTemplates xmlns="http://schemas.microsoft.com/sharepoint/v3/contenttype/forms">
-  <Display>DocumentLibraryForm</Display>
-  <Edit>DocumentLibraryForm</Edit>
-  <New>DocumentLibraryForm</New>
-</FormTemplates>
-</file>
-
-<file path=customXml/item4.xml><?xml version="1.0" encoding="utf-8"?>
-<p:properties xmlns:p="http://schemas.microsoft.com/office/2006/metadata/properties" xmlns:xsi="http://www.w3.org/2001/XMLSchema-instance" xmlns:pc="http://schemas.microsoft.com/office/infopath/2007/PartnerControls">
-  <documentManagement>
-    <_activity xmlns="659e3b7d-26b7-4d13-811e-1b8fc95c3522" xsi:nil="true"/>
-  </documentManagement>
-</p:properties>
-</file>
-
 <file path=customXml/itemProps1.xml><?xml version="1.0" encoding="utf-8"?>
 <ds:datastoreItem xmlns:ds="http://schemas.openxmlformats.org/officeDocument/2006/customXml" ds:itemID="{95FB0139-A545-47E0-8C35-69BE14593E77}">
   <ds:schemaRefs>
@@ -9206,6 +9189,24 @@
 </file>
 
 <file path=customXml/itemProps2.xml><?xml version="1.0" encoding="utf-8"?>
+<ds:datastoreItem xmlns:ds="http://schemas.openxmlformats.org/officeDocument/2006/customXml" ds:itemID="{965345DC-B869-4FF8-A296-EBD1A94E682D}">
+  <ds:schemaRefs>
+    <ds:schemaRef ds:uri="http://schemas.microsoft.com/office/2006/metadata/properties"/>
+    <ds:schemaRef ds:uri="http://schemas.microsoft.com/office/infopath/2007/PartnerControls"/>
+    <ds:schemaRef ds:uri="659e3b7d-26b7-4d13-811e-1b8fc95c3522"/>
+  </ds:schemaRefs>
+</ds:datastoreItem>
+</file>
+
+<file path=customXml/itemProps3.xml><?xml version="1.0" encoding="utf-8"?>
+<ds:datastoreItem xmlns:ds="http://schemas.openxmlformats.org/officeDocument/2006/customXml" ds:itemID="{FB6E50C7-B161-410D-82A0-50E58A6390FA}">
+  <ds:schemaRefs>
+    <ds:schemaRef ds:uri="http://schemas.microsoft.com/sharepoint/v3/contenttype/forms"/>
+  </ds:schemaRefs>
+</ds:datastoreItem>
+</file>
+
+<file path=customXml/itemProps4.xml><?xml version="1.0" encoding="utf-8"?>
 <ds:datastoreItem xmlns:ds="http://schemas.openxmlformats.org/officeDocument/2006/customXml" ds:itemID="{859C7C01-9563-471E-B3EA-8AE60E6050F7}">
   <ds:schemaRefs>
     <ds:schemaRef ds:uri="http://schemas.microsoft.com/office/2006/metadata/contentType"/>
@@ -9221,22 +9222,4 @@
     <ds:schemaRef ds:uri="http://schemas.microsoft.com/internal/obd"/>
   </ds:schemaRefs>
 </ds:datastoreItem>
-</file>
-
-<file path=customXml/itemProps3.xml><?xml version="1.0" encoding="utf-8"?>
-<ds:datastoreItem xmlns:ds="http://schemas.openxmlformats.org/officeDocument/2006/customXml" ds:itemID="{FB6E50C7-B161-410D-82A0-50E58A6390FA}">
-  <ds:schemaRefs>
-    <ds:schemaRef ds:uri="http://schemas.microsoft.com/sharepoint/v3/contenttype/forms"/>
-  </ds:schemaRefs>
-</ds:datastoreItem>
-</file>
-
-<file path=customXml/itemProps4.xml><?xml version="1.0" encoding="utf-8"?>
-<ds:datastoreItem xmlns:ds="http://schemas.openxmlformats.org/officeDocument/2006/customXml" ds:itemID="{965345DC-B869-4FF8-A296-EBD1A94E682D}">
-  <ds:schemaRefs>
-    <ds:schemaRef ds:uri="http://schemas.microsoft.com/office/2006/metadata/properties"/>
-    <ds:schemaRef ds:uri="http://schemas.microsoft.com/office/infopath/2007/PartnerControls"/>
-    <ds:schemaRef ds:uri="659e3b7d-26b7-4d13-811e-1b8fc95c3522"/>
-  </ds:schemaRefs>
-</ds:datastoreItem>
 </file>
--- a/RMX_Report/LAB1_3_Magnetic_Sensor.docx
+++ b/RMX_Report/LAB1_3_Magnetic_Sensor.docx
@@ -1408,7 +1408,14 @@
           <w:rFonts w:hint="cs"/>
           <w:cs/>
         </w:rPr>
-        <w:t>ความหนาของสารกึ่งตัวนำ</w:t>
+        <w:t>ความหนาของ</w:t>
+      </w:r>
+      <w:r>
+        <w:rPr>
+          <w:rFonts w:hint="cs"/>
+          <w:cs/>
+        </w:rPr>
+        <w:t>วัสดุเหนี่ยวนำ</w:t>
       </w:r>
     </w:p>
     <w:p>
@@ -1903,7 +1910,15 @@
         <w:t xml:space="preserve">จะใช้ไว้คำนวณ </w:t>
       </w:r>
       <w:r>
-        <w:t xml:space="preserve">Flux Density (mT) </w:t>
+        <w:t>Flux Density (</w:t>
+      </w:r>
+      <w:proofErr w:type="spellStart"/>
+      <w:r>
+        <w:t>mT</w:t>
+      </w:r>
+      <w:proofErr w:type="spellEnd"/>
+      <w:r>
+        <w:t xml:space="preserve">) </w:t>
       </w:r>
       <w:r>
         <w:rPr>
@@ -2776,8 +2791,13 @@
         </w:rPr>
         <w:t>แรงดันไฟฟ้าที่จ่ายให้เซ็นเซอร์ (</w:t>
       </w:r>
-      <w:r>
-        <w:t xml:space="preserve">Vcc) </w:t>
+      <w:proofErr w:type="spellStart"/>
+      <w:r>
+        <w:t>Vcc</w:t>
+      </w:r>
+      <w:proofErr w:type="spellEnd"/>
+      <w:r>
+        <w:t xml:space="preserve">) </w:t>
       </w:r>
       <w:r>
         <w:rPr>
@@ -3150,7 +3170,15 @@
         <w:t xml:space="preserve">และ </w:t>
       </w:r>
       <w:r>
-        <w:t>Flux Density (mT)</w:t>
+        <w:t>Flux Density (</w:t>
+      </w:r>
+      <w:proofErr w:type="spellStart"/>
+      <w:r>
+        <w:t>mT</w:t>
+      </w:r>
+      <w:proofErr w:type="spellEnd"/>
+      <w:r>
+        <w:t>)</w:t>
       </w:r>
     </w:p>
     <w:tbl>
@@ -3346,7 +3374,27 @@
                 <w:sz w:val="28"/>
                 <w:szCs w:val="28"/>
               </w:rPr>
-              <w:t xml:space="preserve"> (mT)</w:t>
+              <w:t xml:space="preserve"> (</w:t>
+            </w:r>
+            <w:proofErr w:type="spellStart"/>
+            <w:r>
+              <w:rPr>
+                <w:b/>
+                <w:bCs/>
+                <w:sz w:val="28"/>
+                <w:szCs w:val="28"/>
+              </w:rPr>
+              <w:t>mT</w:t>
+            </w:r>
+            <w:proofErr w:type="spellEnd"/>
+            <w:r>
+              <w:rPr>
+                <w:b/>
+                <w:bCs/>
+                <w:sz w:val="28"/>
+                <w:szCs w:val="28"/>
+              </w:rPr>
+              <w:t>)</w:t>
             </w:r>
             <w:r>
               <w:rPr>
@@ -4554,7 +4602,15 @@
         <w:t xml:space="preserve">และ </w:t>
       </w:r>
       <w:r>
-        <w:t xml:space="preserve">Flux Density (mT) </w:t>
+        <w:t>Flux Density (</w:t>
+      </w:r>
+      <w:proofErr w:type="spellStart"/>
+      <w:r>
+        <w:t>mT</w:t>
+      </w:r>
+      <w:proofErr w:type="spellEnd"/>
+      <w:r>
+        <w:t xml:space="preserve">) </w:t>
       </w:r>
       <w:r>
         <w:rPr>
@@ -4638,7 +4694,15 @@
         <w:t xml:space="preserve">และ </w:t>
       </w:r>
       <w:r>
-        <w:t xml:space="preserve">Flux Density (mT) </w:t>
+        <w:t>Flux Density (</w:t>
+      </w:r>
+      <w:proofErr w:type="spellStart"/>
+      <w:r>
+        <w:t>mT</w:t>
+      </w:r>
+      <w:proofErr w:type="spellEnd"/>
+      <w:r>
+        <w:t xml:space="preserve">) </w:t>
       </w:r>
       <w:r>
         <w:rPr>
@@ -4658,8 +4722,13 @@
         <w:t xml:space="preserve">ถึง </w:t>
       </w:r>
       <w:r>
-        <w:t>0.40 mT</w:t>
-      </w:r>
+        <w:t xml:space="preserve">0.40 </w:t>
+      </w:r>
+      <w:proofErr w:type="spellStart"/>
+      <w:r>
+        <w:t>mT</w:t>
+      </w:r>
+      <w:proofErr w:type="spellEnd"/>
       <w:r>
         <w:rPr>
           <w:rFonts w:hint="cs"/>
@@ -5372,8 +5441,13 @@
         </w:rPr>
         <w:t>แรงดันไฟฟ้าที่จ่ายให้เซ็นเซอร์ (</w:t>
       </w:r>
-      <w:r>
-        <w:t xml:space="preserve">Vcc) </w:t>
+      <w:proofErr w:type="spellStart"/>
+      <w:r>
+        <w:t>Vcc</w:t>
+      </w:r>
+      <w:proofErr w:type="spellEnd"/>
+      <w:r>
+        <w:t xml:space="preserve">) </w:t>
       </w:r>
       <w:r>
         <w:rPr>
@@ -5541,7 +5615,15 @@
         <w:t>Flux Density</w:t>
       </w:r>
       <w:r>
-        <w:t xml:space="preserve"> (mT)</w:t>
+        <w:t xml:space="preserve"> (</w:t>
+      </w:r>
+      <w:proofErr w:type="spellStart"/>
+      <w:r>
+        <w:t>mT</w:t>
+      </w:r>
+      <w:proofErr w:type="spellEnd"/>
+      <w:r>
+        <w:t>)</w:t>
       </w:r>
     </w:p>
     <w:p>
@@ -5776,7 +5858,15 @@
         <w:t>Flux Density</w:t>
       </w:r>
       <w:r>
-        <w:t xml:space="preserve"> (mT)</w:t>
+        <w:t xml:space="preserve"> (</w:t>
+      </w:r>
+      <w:proofErr w:type="spellStart"/>
+      <w:r>
+        <w:t>mT</w:t>
+      </w:r>
+      <w:proofErr w:type="spellEnd"/>
+      <w:r>
+        <w:t>)</w:t>
       </w:r>
       <w:r>
         <w:t xml:space="preserve"> </w:t>
@@ -5939,7 +6029,27 @@
                 <w:sz w:val="28"/>
                 <w:szCs w:val="28"/>
               </w:rPr>
-              <w:t>(mT)</w:t>
+              <w:t>(</w:t>
+            </w:r>
+            <w:proofErr w:type="spellStart"/>
+            <w:r>
+              <w:rPr>
+                <w:b/>
+                <w:bCs/>
+                <w:sz w:val="28"/>
+                <w:szCs w:val="28"/>
+              </w:rPr>
+              <w:t>mT</w:t>
+            </w:r>
+            <w:proofErr w:type="spellEnd"/>
+            <w:r>
+              <w:rPr>
+                <w:b/>
+                <w:bCs/>
+                <w:sz w:val="28"/>
+                <w:szCs w:val="28"/>
+              </w:rPr>
+              <w:t>)</w:t>
             </w:r>
           </w:p>
         </w:tc>
@@ -6008,7 +6118,27 @@
                 <w:sz w:val="28"/>
                 <w:szCs w:val="28"/>
               </w:rPr>
-              <w:t>(mT)</w:t>
+              <w:t>(</w:t>
+            </w:r>
+            <w:proofErr w:type="spellStart"/>
+            <w:r>
+              <w:rPr>
+                <w:b/>
+                <w:bCs/>
+                <w:sz w:val="28"/>
+                <w:szCs w:val="28"/>
+              </w:rPr>
+              <w:t>mT</w:t>
+            </w:r>
+            <w:proofErr w:type="spellEnd"/>
+            <w:r>
+              <w:rPr>
+                <w:b/>
+                <w:bCs/>
+                <w:sz w:val="28"/>
+                <w:szCs w:val="28"/>
+              </w:rPr>
+              <w:t>)</w:t>
             </w:r>
           </w:p>
         </w:tc>
@@ -7024,7 +7154,21 @@
         <w:rPr>
           <w:color w:val="000000" w:themeColor="text1"/>
         </w:rPr>
-        <w:t xml:space="preserve">Flux Density (mT) </w:t>
+        <w:t>Flux Density (</w:t>
+      </w:r>
+      <w:proofErr w:type="spellStart"/>
+      <w:r>
+        <w:rPr>
+          <w:color w:val="000000" w:themeColor="text1"/>
+        </w:rPr>
+        <w:t>mT</w:t>
+      </w:r>
+      <w:proofErr w:type="spellEnd"/>
+      <w:r>
+        <w:rPr>
+          <w:color w:val="000000" w:themeColor="text1"/>
+        </w:rPr>
+        <w:t xml:space="preserve">) </w:t>
       </w:r>
       <w:r>
         <w:rPr>
@@ -7750,11 +7894,19 @@
         </w:rPr>
         <w:t>แรงดันไฟฟ้าที่จ่ายให้เซ็นเซอร์ (</w:t>
       </w:r>
+      <w:proofErr w:type="spellStart"/>
       <w:r>
         <w:rPr>
           <w:color w:val="000000" w:themeColor="text1"/>
         </w:rPr>
-        <w:t xml:space="preserve">Vcc) </w:t>
+        <w:t>Vcc</w:t>
+      </w:r>
+      <w:proofErr w:type="spellEnd"/>
+      <w:r>
+        <w:rPr>
+          <w:color w:val="000000" w:themeColor="text1"/>
+        </w:rPr>
+        <w:t xml:space="preserve">) </w:t>
       </w:r>
       <w:r>
         <w:rPr>
@@ -7966,7 +8118,15 @@
         <w:t xml:space="preserve">และ </w:t>
       </w:r>
       <w:r>
-        <w:t>Flux Density (mT)</w:t>
+        <w:t>Flux Density (</w:t>
+      </w:r>
+      <w:proofErr w:type="spellStart"/>
+      <w:r>
+        <w:t>mT</w:t>
+      </w:r>
+      <w:proofErr w:type="spellEnd"/>
+      <w:r>
+        <w:t>)</w:t>
       </w:r>
     </w:p>
     <w:p>
@@ -8187,7 +8347,15 @@
         <w:t xml:space="preserve">และ </w:t>
       </w:r>
       <w:r>
-        <w:t xml:space="preserve">Flux Density (mT) </w:t>
+        <w:t>Flux Density (</w:t>
+      </w:r>
+      <w:proofErr w:type="spellStart"/>
+      <w:r>
+        <w:t>mT</w:t>
+      </w:r>
+      <w:proofErr w:type="spellEnd"/>
+      <w:r>
+        <w:t xml:space="preserve">) </w:t>
       </w:r>
       <w:r>
         <w:rPr>
@@ -8391,7 +8559,29 @@
                 <w:sz w:val="28"/>
                 <w:szCs w:val="28"/>
               </w:rPr>
-              <w:t>Flux Density (mT)</w:t>
+              <w:t>Flux Density (</w:t>
+            </w:r>
+            <w:proofErr w:type="spellStart"/>
+            <w:r>
+              <w:rPr>
+                <w:b/>
+                <w:bCs/>
+                <w:color w:val="000000" w:themeColor="text1"/>
+                <w:sz w:val="28"/>
+                <w:szCs w:val="28"/>
+              </w:rPr>
+              <w:t>mT</w:t>
+            </w:r>
+            <w:proofErr w:type="spellEnd"/>
+            <w:r>
+              <w:rPr>
+                <w:b/>
+                <w:bCs/>
+                <w:color w:val="000000" w:themeColor="text1"/>
+                <w:sz w:val="28"/>
+                <w:szCs w:val="28"/>
+              </w:rPr>
+              <w:t>)</w:t>
             </w:r>
           </w:p>
         </w:tc>
@@ -8468,7 +8658,29 @@
                 <w:sz w:val="28"/>
                 <w:szCs w:val="28"/>
               </w:rPr>
-              <w:t>Flux Density (mT)</w:t>
+              <w:t>Flux Density (</w:t>
+            </w:r>
+            <w:proofErr w:type="spellStart"/>
+            <w:r>
+              <w:rPr>
+                <w:b/>
+                <w:bCs/>
+                <w:color w:val="000000" w:themeColor="text1"/>
+                <w:sz w:val="28"/>
+                <w:szCs w:val="28"/>
+              </w:rPr>
+              <w:t>mT</w:t>
+            </w:r>
+            <w:proofErr w:type="spellEnd"/>
+            <w:r>
+              <w:rPr>
+                <w:b/>
+                <w:bCs/>
+                <w:color w:val="000000" w:themeColor="text1"/>
+                <w:sz w:val="28"/>
+                <w:szCs w:val="28"/>
+              </w:rPr>
+              <w:t>)</w:t>
             </w:r>
           </w:p>
         </w:tc>
@@ -9717,12 +9929,26 @@
         <w:rPr>
           <w:color w:val="000000" w:themeColor="text1"/>
         </w:rPr>
-        <w:t xml:space="preserve">Flux Density (mT) </w:t>
-      </w:r>
-      <w:r>
-        <w:rPr>
-          <w:rFonts w:hint="cs"/>
+        <w:t>Flux Density (</w:t>
+      </w:r>
+      <w:proofErr w:type="spellStart"/>
+      <w:r>
+        <w:rPr>
           <w:color w:val="000000" w:themeColor="text1"/>
+        </w:rPr>
+        <w:t>mT</w:t>
+      </w:r>
+      <w:proofErr w:type="spellEnd"/>
+      <w:r>
+        <w:rPr>
+          <w:color w:val="000000" w:themeColor="text1"/>
+        </w:rPr>
+        <w:t xml:space="preserve">) </w:t>
+      </w:r>
+      <w:r>
+        <w:rPr>
+          <w:rFonts w:hint="cs"/>
+          <w:color w:val="000000" w:themeColor="text1"/>
           <w:cs/>
         </w:rPr>
         <w:t>ต่อระยะห่างมีลักษณะความสัมพันธ์แบบ ไม่เป็นเชิงเส้น (</w:t>
@@ -9801,12 +10027,26 @@
         <w:rPr>
           <w:color w:val="000000" w:themeColor="text1"/>
         </w:rPr>
-        <w:t xml:space="preserve">Flux Density (mT) </w:t>
-      </w:r>
-      <w:r>
-        <w:rPr>
-          <w:rFonts w:hint="cs"/>
+        <w:t>Flux Density (</w:t>
+      </w:r>
+      <w:proofErr w:type="spellStart"/>
+      <w:r>
+        <w:rPr>
           <w:color w:val="000000" w:themeColor="text1"/>
+        </w:rPr>
+        <w:t>mT</w:t>
+      </w:r>
+      <w:proofErr w:type="spellEnd"/>
+      <w:r>
+        <w:rPr>
+          <w:color w:val="000000" w:themeColor="text1"/>
+        </w:rPr>
+        <w:t xml:space="preserve">) </w:t>
+      </w:r>
+      <w:r>
+        <w:rPr>
+          <w:rFonts w:hint="cs"/>
+          <w:color w:val="000000" w:themeColor="text1"/>
           <w:cs/>
         </w:rPr>
         <w:t>อยู่ในช่วง</w:t>
@@ -9829,8 +10069,16 @@
         <w:rPr>
           <w:color w:val="000000" w:themeColor="text1"/>
         </w:rPr>
-        <w:t>0.40 mT</w:t>
-      </w:r>
+        <w:t xml:space="preserve">0.40 </w:t>
+      </w:r>
+      <w:proofErr w:type="spellStart"/>
+      <w:r>
+        <w:rPr>
+          <w:color w:val="000000" w:themeColor="text1"/>
+        </w:rPr>
+        <w:t>mT</w:t>
+      </w:r>
+      <w:proofErr w:type="spellEnd"/>
       <w:r>
         <w:rPr>
           <w:rFonts w:hint="cs"/>
@@ -10729,7 +10977,15 @@
         <w:t xml:space="preserve">จะลู่เข้าสู่ </w:t>
       </w:r>
       <w:r>
-        <w:t xml:space="preserve">0 mT </w:t>
+        <w:t xml:space="preserve">0 </w:t>
+      </w:r>
+      <w:proofErr w:type="spellStart"/>
+      <w:r>
+        <w:t>mT</w:t>
+      </w:r>
+      <w:proofErr w:type="spellEnd"/>
+      <w:r>
+        <w:t xml:space="preserve"> </w:t>
       </w:r>
       <w:r>
         <w:rPr>
@@ -11258,7 +11514,31 @@
                 <w:szCs w:val="28"/>
                 <w14:ligatures w14:val="none"/>
               </w:rPr>
-              <w:t>Flux Density (mT)</w:t>
+              <w:t>Flux Density (</w:t>
+            </w:r>
+            <w:proofErr w:type="spellStart"/>
+            <w:r>
+              <w:rPr>
+                <w:rFonts w:eastAsia="Times New Roman"/>
+                <w:color w:val="000000"/>
+                <w:kern w:val="0"/>
+                <w:sz w:val="28"/>
+                <w:szCs w:val="28"/>
+                <w14:ligatures w14:val="none"/>
+              </w:rPr>
+              <w:t>mT</w:t>
+            </w:r>
+            <w:proofErr w:type="spellEnd"/>
+            <w:r>
+              <w:rPr>
+                <w:rFonts w:eastAsia="Times New Roman"/>
+                <w:color w:val="000000"/>
+                <w:kern w:val="0"/>
+                <w:sz w:val="28"/>
+                <w:szCs w:val="28"/>
+                <w14:ligatures w14:val="none"/>
+              </w:rPr>
+              <w:t>)</w:t>
             </w:r>
           </w:p>
         </w:tc>
@@ -11296,7 +11576,31 @@
                 <w:szCs w:val="28"/>
                 <w14:ligatures w14:val="none"/>
               </w:rPr>
-              <w:t>Flux Density (mT)</w:t>
+              <w:t>Flux Density (</w:t>
+            </w:r>
+            <w:proofErr w:type="spellStart"/>
+            <w:r>
+              <w:rPr>
+                <w:rFonts w:eastAsia="Times New Roman"/>
+                <w:color w:val="000000"/>
+                <w:kern w:val="0"/>
+                <w:sz w:val="28"/>
+                <w:szCs w:val="28"/>
+                <w14:ligatures w14:val="none"/>
+              </w:rPr>
+              <w:t>mT</w:t>
+            </w:r>
+            <w:proofErr w:type="spellEnd"/>
+            <w:r>
+              <w:rPr>
+                <w:rFonts w:eastAsia="Times New Roman"/>
+                <w:color w:val="000000"/>
+                <w:kern w:val="0"/>
+                <w:sz w:val="28"/>
+                <w:szCs w:val="28"/>
+                <w14:ligatures w14:val="none"/>
+              </w:rPr>
+              <w:t>)</w:t>
             </w:r>
           </w:p>
           <w:p>
@@ -13087,7 +13391,31 @@
                 <w:szCs w:val="28"/>
                 <w14:ligatures w14:val="none"/>
               </w:rPr>
-              <w:t>Flux Density (mT)</w:t>
+              <w:t>Flux Density (</w:t>
+            </w:r>
+            <w:proofErr w:type="spellStart"/>
+            <w:r>
+              <w:rPr>
+                <w:rFonts w:eastAsia="Times New Roman"/>
+                <w:color w:val="000000"/>
+                <w:kern w:val="0"/>
+                <w:sz w:val="28"/>
+                <w:szCs w:val="28"/>
+                <w14:ligatures w14:val="none"/>
+              </w:rPr>
+              <w:t>mT</w:t>
+            </w:r>
+            <w:proofErr w:type="spellEnd"/>
+            <w:r>
+              <w:rPr>
+                <w:rFonts w:eastAsia="Times New Roman"/>
+                <w:color w:val="000000"/>
+                <w:kern w:val="0"/>
+                <w:sz w:val="28"/>
+                <w:szCs w:val="28"/>
+                <w14:ligatures w14:val="none"/>
+              </w:rPr>
+              <w:t>)</w:t>
             </w:r>
           </w:p>
         </w:tc>
@@ -13126,7 +13454,31 @@
                 <w:szCs w:val="28"/>
                 <w14:ligatures w14:val="none"/>
               </w:rPr>
-              <w:t>Flux Density (mT)</w:t>
+              <w:t>Flux Density (</w:t>
+            </w:r>
+            <w:proofErr w:type="spellStart"/>
+            <w:r>
+              <w:rPr>
+                <w:rFonts w:eastAsia="Times New Roman"/>
+                <w:color w:val="000000"/>
+                <w:kern w:val="0"/>
+                <w:sz w:val="28"/>
+                <w:szCs w:val="28"/>
+                <w14:ligatures w14:val="none"/>
+              </w:rPr>
+              <w:t>mT</w:t>
+            </w:r>
+            <w:proofErr w:type="spellEnd"/>
+            <w:r>
+              <w:rPr>
+                <w:rFonts w:eastAsia="Times New Roman"/>
+                <w:color w:val="000000"/>
+                <w:kern w:val="0"/>
+                <w:sz w:val="28"/>
+                <w:szCs w:val="28"/>
+                <w14:ligatures w14:val="none"/>
+              </w:rPr>
+              <w:t>)</w:t>
             </w:r>
           </w:p>
           <w:p>
@@ -23400,18 +23752,6 @@
 </file>
 
 <file path=customXml/item1.xml><?xml version="1.0" encoding="utf-8"?>
-<b:Sources xmlns:b="http://schemas.openxmlformats.org/officeDocument/2006/bibliography" xmlns="http://schemas.openxmlformats.org/officeDocument/2006/bibliography" SelectedStyle="\APASixthEditionOfficeOnline.xsl" StyleName="APA" Version="6"/>
-</file>
-
-<file path=customXml/item2.xml><?xml version="1.0" encoding="utf-8"?>
-<p:properties xmlns:p="http://schemas.microsoft.com/office/2006/metadata/properties" xmlns:xsi="http://www.w3.org/2001/XMLSchema-instance" xmlns:pc="http://schemas.microsoft.com/office/infopath/2007/PartnerControls">
-  <documentManagement>
-    <_activity xmlns="659e3b7d-26b7-4d13-811e-1b8fc95c3522" xsi:nil="true"/>
-  </documentManagement>
-</p:properties>
-</file>
-
-<file path=customXml/item3.xml><?xml version="1.0" encoding="utf-8"?>
 <?mso-contentType ?>
 <FormTemplates xmlns="http://schemas.microsoft.com/sharepoint/v3/contenttype/forms">
   <Display>DocumentLibraryForm</Display>
@@ -23420,7 +23760,7 @@
 </FormTemplates>
 </file>
 
-<file path=customXml/item4.xml><?xml version="1.0" encoding="utf-8"?>
+<file path=customXml/item2.xml><?xml version="1.0" encoding="utf-8"?>
 <ct:contentTypeSchema xmlns:ct="http://schemas.microsoft.com/office/2006/metadata/contentType" xmlns:ma="http://schemas.microsoft.com/office/2006/metadata/properties/metaAttributes" ct:_="" ma:_="" ma:contentTypeName="เอกสาร" ma:contentTypeID="0x010100EC5770EA766D9B40988FA670E28603CF" ma:contentTypeVersion="6" ma:contentTypeDescription="สร้างเอกสารใหม่" ma:contentTypeScope="" ma:versionID="a2f7d1d28ad95e979bb7613b0a62b43d">
   <xsd:schema xmlns:xsd="http://www.w3.org/2001/XMLSchema" xmlns:xs="http://www.w3.org/2001/XMLSchema" xmlns:p="http://schemas.microsoft.com/office/2006/metadata/properties" xmlns:ns3="659e3b7d-26b7-4d13-811e-1b8fc95c3522" targetNamespace="http://schemas.microsoft.com/office/2006/metadata/properties" ma:root="true" ma:fieldsID="f5a1f06c3c85eab79d41b016a8c71d93" ns3:_="">
     <xsd:import namespace="659e3b7d-26b7-4d13-811e-1b8fc95c3522"/>
@@ -23576,25 +23916,19 @@
 </ct:contentTypeSchema>
 </file>
 
-<file path=customXml/itemProps1.xml><?xml version="1.0" encoding="utf-8"?>
-<ds:datastoreItem xmlns:ds="http://schemas.openxmlformats.org/officeDocument/2006/customXml" ds:itemID="{95FB0139-A545-47E0-8C35-69BE14593E77}">
-  <ds:schemaRefs>
-    <ds:schemaRef ds:uri="http://schemas.openxmlformats.org/officeDocument/2006/bibliography"/>
-  </ds:schemaRefs>
-</ds:datastoreItem>
+<file path=customXml/item3.xml><?xml version="1.0" encoding="utf-8"?>
+<b:Sources xmlns:b="http://schemas.openxmlformats.org/officeDocument/2006/bibliography" xmlns="http://schemas.openxmlformats.org/officeDocument/2006/bibliography" SelectedStyle="\APASixthEditionOfficeOnline.xsl" StyleName="APA" Version="6"/>
 </file>
 
-<file path=customXml/itemProps2.xml><?xml version="1.0" encoding="utf-8"?>
-<ds:datastoreItem xmlns:ds="http://schemas.openxmlformats.org/officeDocument/2006/customXml" ds:itemID="{965345DC-B869-4FF8-A296-EBD1A94E682D}">
-  <ds:schemaRefs>
-    <ds:schemaRef ds:uri="http://schemas.microsoft.com/office/2006/metadata/properties"/>
-    <ds:schemaRef ds:uri="http://schemas.microsoft.com/office/infopath/2007/PartnerControls"/>
-    <ds:schemaRef ds:uri="659e3b7d-26b7-4d13-811e-1b8fc95c3522"/>
-  </ds:schemaRefs>
-</ds:datastoreItem>
+<file path=customXml/item4.xml><?xml version="1.0" encoding="utf-8"?>
+<p:properties xmlns:p="http://schemas.microsoft.com/office/2006/metadata/properties" xmlns:xsi="http://www.w3.org/2001/XMLSchema-instance" xmlns:pc="http://schemas.microsoft.com/office/infopath/2007/PartnerControls">
+  <documentManagement>
+    <_activity xmlns="659e3b7d-26b7-4d13-811e-1b8fc95c3522" xsi:nil="true"/>
+  </documentManagement>
+</p:properties>
 </file>
 
-<file path=customXml/itemProps3.xml><?xml version="1.0" encoding="utf-8"?>
+<file path=customXml/itemProps1.xml><?xml version="1.0" encoding="utf-8"?>
 <ds:datastoreItem xmlns:ds="http://schemas.openxmlformats.org/officeDocument/2006/customXml" ds:itemID="{FB6E50C7-B161-410D-82A0-50E58A6390FA}">
   <ds:schemaRefs>
     <ds:schemaRef ds:uri="http://schemas.microsoft.com/sharepoint/v3/contenttype/forms"/>
@@ -23602,7 +23936,7 @@
 </ds:datastoreItem>
 </file>
 
-<file path=customXml/itemProps4.xml><?xml version="1.0" encoding="utf-8"?>
+<file path=customXml/itemProps2.xml><?xml version="1.0" encoding="utf-8"?>
 <ds:datastoreItem xmlns:ds="http://schemas.openxmlformats.org/officeDocument/2006/customXml" ds:itemID="{859C7C01-9563-471E-B3EA-8AE60E6050F7}">
   <ds:schemaRefs>
     <ds:schemaRef ds:uri="http://schemas.microsoft.com/office/2006/metadata/contentType"/>
@@ -23618,4 +23952,22 @@
     <ds:schemaRef ds:uri="http://schemas.microsoft.com/internal/obd"/>
   </ds:schemaRefs>
 </ds:datastoreItem>
+</file>
+
+<file path=customXml/itemProps3.xml><?xml version="1.0" encoding="utf-8"?>
+<ds:datastoreItem xmlns:ds="http://schemas.openxmlformats.org/officeDocument/2006/customXml" ds:itemID="{95FB0139-A545-47E0-8C35-69BE14593E77}">
+  <ds:schemaRefs>
+    <ds:schemaRef ds:uri="http://schemas.openxmlformats.org/officeDocument/2006/bibliography"/>
+  </ds:schemaRefs>
+</ds:datastoreItem>
+</file>
+
+<file path=customXml/itemProps4.xml><?xml version="1.0" encoding="utf-8"?>
+<ds:datastoreItem xmlns:ds="http://schemas.openxmlformats.org/officeDocument/2006/customXml" ds:itemID="{965345DC-B869-4FF8-A296-EBD1A94E682D}">
+  <ds:schemaRefs>
+    <ds:schemaRef ds:uri="http://schemas.microsoft.com/office/2006/metadata/properties"/>
+    <ds:schemaRef ds:uri="http://schemas.microsoft.com/office/infopath/2007/PartnerControls"/>
+    <ds:schemaRef ds:uri="659e3b7d-26b7-4d13-811e-1b8fc95c3522"/>
+  </ds:schemaRefs>
+</ds:datastoreItem>
 </file>